--- a/Api Action 1/Dashboard-v2.0/public/termo_clt.docx
+++ b/Api Action 1/Dashboard-v2.0/public/termo_clt.docx
@@ -544,24 +544,32 @@
           <w:sz w:val="24"/>
           <w:szCs w:val="24"/>
         </w:rPr>
-        <w:t>{cargo}}</w:t>
-      </w:r>
+        <w:t>{cargo</w:t>
+      </w:r>
+      <w:proofErr w:type="gramStart"/>
       <w:r>
         <w:rPr>
           <w:rFonts w:ascii="Aptos" w:hAnsi="Aptos" w:cs="Arial"/>
           <w:sz w:val="24"/>
           <w:szCs w:val="24"/>
         </w:rPr>
+        <w:t>}}</w:t>
+      </w:r>
+      <w:r>
+        <w:rPr>
+          <w:rFonts w:ascii="Aptos" w:hAnsi="Aptos" w:cs="Arial"/>
+          <w:sz w:val="24"/>
+          <w:szCs w:val="24"/>
+        </w:rPr>
         <w:t xml:space="preserve"> </w:t>
       </w:r>
-      <w:proofErr w:type="gramStart"/>
       <w:r>
         <w:rPr>
           <w:rFonts w:ascii="Aptos" w:hAnsi="Aptos" w:cs="Arial"/>
           <w:sz w:val="24"/>
           <w:szCs w:val="24"/>
         </w:rPr>
-        <w:t xml:space="preserve">l </w:t>
+        <w:t xml:space="preserve"> </w:t>
       </w:r>
       <w:r>
         <w:rPr>
@@ -571,22 +579,14 @@
         </w:rPr>
         <w:t xml:space="preserve"> </w:t>
       </w:r>
+      <w:proofErr w:type="gramEnd"/>
       <w:r>
         <w:rPr>
           <w:rFonts w:ascii="Aptos" w:hAnsi="Aptos" w:cs="Arial"/>
           <w:sz w:val="24"/>
           <w:szCs w:val="24"/>
         </w:rPr>
-        <w:t>inscrito</w:t>
-      </w:r>
-      <w:proofErr w:type="gramEnd"/>
-      <w:r>
-        <w:rPr>
-          <w:rFonts w:ascii="Aptos" w:hAnsi="Aptos" w:cs="Arial"/>
-          <w:sz w:val="24"/>
-          <w:szCs w:val="24"/>
-        </w:rPr>
-        <w:t xml:space="preserve"> (a) no CPF sob o nº</w:t>
+        <w:t>inscrito (a) no CPF sob o nº</w:t>
       </w:r>
       <w:r>
         <w:t xml:space="preserve"> </w:t>
@@ -2950,6 +2950,7 @@
   <w:style w:type="character" w:default="1" w:styleId="Fontepargpadro">
     <w:name w:val="Default Paragraph Font"/>
     <w:uiPriority w:val="1"/>
+    <w:semiHidden/>
     <w:unhideWhenUsed/>
   </w:style>
   <w:style w:type="table" w:default="1" w:styleId="Tabelanormal">
